--- a/Templates/water-quality-analysis/Sonde-grab-samples/Examples_blank_grab.docx
+++ b/Templates/water-quality-analysis/Sonde-grab-samples/Examples_blank_grab.docx
@@ -7,16 +7,16 @@
         <w:rPr>
           <w:b/>
           <w:bCs/>
-          <w:sz w:val="32"/>
-          <w:szCs w:val="32"/>
+          <w:sz w:val="36"/>
+          <w:szCs w:val="36"/>
         </w:rPr>
       </w:pPr>
       <w:r>
         <w:rPr>
           <w:b/>
           <w:bCs/>
-          <w:sz w:val="32"/>
-          <w:szCs w:val="32"/>
+          <w:sz w:val="36"/>
+          <w:szCs w:val="36"/>
         </w:rPr>
         <w:t>Field:</w:t>
       </w:r>
@@ -36,13 +36,14 @@
         <w:rPr>
           <w:b/>
           <w:bCs/>
+          <w:noProof/>
           <w:sz w:val="28"/>
           <w:szCs w:val="28"/>
         </w:rPr>
         <w:drawing>
-          <wp:inline distT="0" distB="0" distL="0" distR="0" wp14:anchorId="103691AF" wp14:editId="7C487570">
-            <wp:extent cx="2658140" cy="1102573"/>
-            <wp:effectExtent l="0" t="0" r="8890" b="2540"/>
+          <wp:inline distT="0" distB="0" distL="0" distR="0" wp14:anchorId="103691AF" wp14:editId="22A13322">
+            <wp:extent cx="2525969" cy="1047750"/>
+            <wp:effectExtent l="0" t="0" r="8255" b="0"/>
             <wp:docPr id="2053797366" name="Picture 1"/>
             <wp:cNvGraphicFramePr>
               <a:graphicFrameLocks xmlns:a="http://schemas.openxmlformats.org/drawingml/2006/main" noChangeAspect="1"/>
@@ -55,7 +56,7 @@
                     <pic:cNvPicPr/>
                   </pic:nvPicPr>
                   <pic:blipFill>
-                    <a:blip r:embed="rId4"/>
+                    <a:blip r:embed="rId6"/>
                     <a:stretch>
                       <a:fillRect/>
                     </a:stretch>
@@ -63,7 +64,7 @@
                   <pic:spPr>
                     <a:xfrm>
                       <a:off x="0" y="0"/>
-                      <a:ext cx="2676927" cy="1110366"/>
+                      <a:ext cx="2556390" cy="1060368"/>
                     </a:xfrm>
                     <a:prstGeom prst="rect">
                       <a:avLst/>
@@ -108,13 +109,14 @@
         <w:rPr>
           <w:b/>
           <w:bCs/>
+          <w:noProof/>
           <w:sz w:val="28"/>
           <w:szCs w:val="28"/>
         </w:rPr>
         <w:drawing>
-          <wp:inline distT="0" distB="0" distL="0" distR="0" wp14:anchorId="0A172B11" wp14:editId="5D90ABCB">
-            <wp:extent cx="2732405" cy="1037217"/>
-            <wp:effectExtent l="0" t="0" r="0" b="0"/>
+          <wp:inline distT="0" distB="0" distL="0" distR="0" wp14:anchorId="0A172B11" wp14:editId="7D0A54D4">
+            <wp:extent cx="2590800" cy="983464"/>
+            <wp:effectExtent l="0" t="0" r="0" b="7620"/>
             <wp:docPr id="1376370126" name="Picture 1"/>
             <wp:cNvGraphicFramePr>
               <a:graphicFrameLocks xmlns:a="http://schemas.openxmlformats.org/drawingml/2006/main" noChangeAspect="1"/>
@@ -127,7 +129,7 @@
                     <pic:cNvPicPr/>
                   </pic:nvPicPr>
                   <pic:blipFill rotWithShape="1">
-                    <a:blip r:embed="rId5"/>
+                    <a:blip r:embed="rId7"/>
                     <a:srcRect r="50578"/>
                     <a:stretch>
                       <a:fillRect/>
@@ -136,7 +138,7 @@
                   <pic:spPr bwMode="auto">
                     <a:xfrm>
                       <a:off x="0" y="0"/>
-                      <a:ext cx="2743285" cy="1041347"/>
+                      <a:ext cx="2604993" cy="988852"/>
                     </a:xfrm>
                     <a:prstGeom prst="rect">
                       <a:avLst/>
@@ -181,21 +183,30 @@
         <w:rPr>
           <w:b/>
           <w:bCs/>
-          <w:sz w:val="32"/>
-          <w:szCs w:val="32"/>
+          <w:sz w:val="36"/>
+          <w:szCs w:val="36"/>
         </w:rPr>
       </w:pPr>
       <w:r>
         <w:rPr>
           <w:b/>
           <w:bCs/>
-          <w:sz w:val="32"/>
-          <w:szCs w:val="32"/>
+          <w:sz w:val="36"/>
+          <w:szCs w:val="36"/>
         </w:rPr>
         <w:t xml:space="preserve">Lab: </w:t>
       </w:r>
     </w:p>
     <w:p>
+      <w:pPr>
+        <w:rPr>
+          <w:b/>
+          <w:bCs/>
+          <w:noProof/>
+          <w:sz w:val="28"/>
+          <w:szCs w:val="28"/>
+        </w:rPr>
+      </w:pPr>
       <w:r>
         <w:t>Format:</w:t>
       </w:r>
@@ -203,36 +214,25 @@
     <w:p>
       <w:pPr>
         <w:rPr>
+          <w:i/>
+          <w:iCs/>
+        </w:rPr>
+      </w:pPr>
+      <w:r>
+        <w:rPr>
           <w:b/>
           <w:bCs/>
+          <w:i/>
+          <w:iCs/>
           <w:noProof/>
           <w:sz w:val="28"/>
           <w:szCs w:val="28"/>
         </w:rPr>
-      </w:pPr>
-      <w:r>
-        <w:rPr>
-          <w:b/>
-          <w:bCs/>
-          <w:noProof/>
-          <w:sz w:val="28"/>
-          <w:szCs w:val="28"/>
-        </w:rPr>
-        <w:t xml:space="preserve"> </w:t>
-      </w:r>
-      <w:r>
-        <w:rPr>
-          <w:b/>
-          <w:bCs/>
-          <w:noProof/>
-          <w:sz w:val="28"/>
-          <w:szCs w:val="28"/>
-        </w:rPr>
         <w:drawing>
-          <wp:inline distT="0" distB="0" distL="0" distR="0" wp14:anchorId="2E9A1043" wp14:editId="1C94F654">
-            <wp:extent cx="2699087" cy="1014272"/>
-            <wp:effectExtent l="0" t="0" r="6350" b="0"/>
-            <wp:docPr id="2108123274" name="Picture 1"/>
+          <wp:inline distT="0" distB="0" distL="0" distR="0" wp14:anchorId="39E3CEF1" wp14:editId="0E01BDFB">
+            <wp:extent cx="2589503" cy="981075"/>
+            <wp:effectExtent l="0" t="0" r="1905" b="0"/>
+            <wp:docPr id="1114279913" name="Picture 1"/>
             <wp:cNvGraphicFramePr>
               <a:graphicFrameLocks xmlns:a="http://schemas.openxmlformats.org/drawingml/2006/main" noChangeAspect="1"/>
             </wp:cNvGraphicFramePr>
@@ -240,12 +240,12 @@
               <a:graphicData uri="http://schemas.openxmlformats.org/drawingml/2006/picture">
                 <pic:pic xmlns:pic="http://schemas.openxmlformats.org/drawingml/2006/picture">
                   <pic:nvPicPr>
-                    <pic:cNvPr id="2108123274" name=""/>
+                    <pic:cNvPr id="1114279913" name=""/>
                     <pic:cNvPicPr/>
                   </pic:nvPicPr>
                   <pic:blipFill rotWithShape="1">
-                    <a:blip r:embed="rId6"/>
-                    <a:srcRect t="4980"/>
+                    <a:blip r:embed="rId8"/>
+                    <a:srcRect/>
                     <a:stretch>
                       <a:fillRect/>
                     </a:stretch>
@@ -253,7 +253,7 @@
                   <pic:spPr bwMode="auto">
                     <a:xfrm>
                       <a:off x="0" y="0"/>
-                      <a:ext cx="2706832" cy="1017182"/>
+                      <a:ext cx="2610107" cy="988881"/>
                     </a:xfrm>
                     <a:prstGeom prst="rect">
                       <a:avLst/>
@@ -277,6 +277,21 @@
     <w:p>
       <w:pPr>
         <w:rPr>
+          <w:i/>
+          <w:iCs/>
+        </w:rPr>
+      </w:pPr>
+      <w:r>
+        <w:rPr>
+          <w:i/>
+          <w:iCs/>
+        </w:rPr>
+        <w:t>Note: the CN is added to the end to indicate it’s a shimadzu sample</w:t>
+      </w:r>
+    </w:p>
+    <w:p>
+      <w:pPr>
+        <w:rPr>
           <w:b/>
           <w:bCs/>
           <w:sz w:val="28"/>
@@ -309,10 +324,10 @@
           <w:szCs w:val="28"/>
         </w:rPr>
         <w:drawing>
-          <wp:inline distT="0" distB="0" distL="0" distR="0" wp14:anchorId="48D78FFF" wp14:editId="1C377EE9">
-            <wp:extent cx="2732553" cy="1044337"/>
+          <wp:inline distT="0" distB="0" distL="0" distR="0" wp14:anchorId="5F91D85F" wp14:editId="6FF0912B">
+            <wp:extent cx="2590800" cy="968211"/>
             <wp:effectExtent l="0" t="0" r="0" b="3810"/>
-            <wp:docPr id="1984710437" name="Picture 1"/>
+            <wp:docPr id="1821635149" name="Picture 1"/>
             <wp:cNvGraphicFramePr>
               <a:graphicFrameLocks xmlns:a="http://schemas.openxmlformats.org/drawingml/2006/main" noChangeAspect="1"/>
             </wp:cNvGraphicFramePr>
@@ -320,11 +335,11 @@
               <a:graphicData uri="http://schemas.openxmlformats.org/drawingml/2006/picture">
                 <pic:pic xmlns:pic="http://schemas.openxmlformats.org/drawingml/2006/picture">
                   <pic:nvPicPr>
-                    <pic:cNvPr id="1984710437" name=""/>
+                    <pic:cNvPr id="1821635149" name=""/>
                     <pic:cNvPicPr/>
                   </pic:nvPicPr>
                   <pic:blipFill>
-                    <a:blip r:embed="rId7"/>
+                    <a:blip r:embed="rId9"/>
                     <a:stretch>
                       <a:fillRect/>
                     </a:stretch>
@@ -332,7 +347,7 @@
                   <pic:spPr>
                     <a:xfrm>
                       <a:off x="0" y="0"/>
-                      <a:ext cx="2749381" cy="1050768"/>
+                      <a:ext cx="2606129" cy="973940"/>
                     </a:xfrm>
                     <a:prstGeom prst="rect">
                       <a:avLst/>
@@ -344,6 +359,16 @@
           </wp:inline>
         </w:drawing>
       </w:r>
+      <w:r>
+        <w:rPr>
+          <w:b/>
+          <w:bCs/>
+          <w:noProof/>
+          <w:sz w:val="28"/>
+          <w:szCs w:val="28"/>
+        </w:rPr>
+        <w:t xml:space="preserve"> </w:t>
+      </w:r>
     </w:p>
     <w:sectPr>
       <w:pgSz w:w="12240" w:h="15840"/>
@@ -353,6 +378,56 @@
     </w:sectPr>
   </w:body>
 </w:document>
+</file>
+
+<file path=word/endnotes.xml><?xml version="1.0" encoding="utf-8"?>
+<w:endnotes xmlns:wpc="http://schemas.microsoft.com/office/word/2010/wordprocessingCanvas" xmlns:cx="http://schemas.microsoft.com/office/drawing/2014/chartex" xmlns:cx1="http://schemas.microsoft.com/office/drawing/2015/9/8/chartex" xmlns:cx2="http://schemas.microsoft.com/office/drawing/2015/10/21/chartex" xmlns:cx3="http://schemas.microsoft.com/office/drawing/2016/5/9/chartex" xmlns:cx4="http://schemas.microsoft.com/office/drawing/2016/5/10/chartex" xmlns:cx5="http://schemas.microsoft.com/office/drawing/2016/5/11/chartex" xmlns:cx6="http://schemas.microsoft.com/office/drawing/2016/5/12/chartex" xmlns:cx7="http://schemas.microsoft.com/office/drawing/2016/5/13/chartex" xmlns:cx8="http://schemas.microsoft.com/office/drawing/2016/5/14/chartex" xmlns:mc="http://schemas.openxmlformats.org/markup-compatibility/2006" xmlns:aink="http://schemas.microsoft.com/office/drawing/2016/ink" xmlns:am3d="http://schemas.microsoft.com/office/drawing/2017/model3d" xmlns:o="urn:schemas-microsoft-com:office:office" xmlns:oel="http://schemas.microsoft.com/office/2019/extlst" xmlns:r="http://schemas.openxmlformats.org/officeDocument/2006/relationships" xmlns:m="http://schemas.openxmlformats.org/officeDocument/2006/math" xmlns:v="urn:schemas-microsoft-com:vml" xmlns:wp14="http://schemas.microsoft.com/office/word/2010/wordprocessingDrawing" xmlns:wp="http://schemas.openxmlformats.org/drawingml/2006/wordprocessingDrawing" xmlns:w10="urn:schemas-microsoft-com:office:word" xmlns:w="http://schemas.openxmlformats.org/wordprocessingml/2006/main" xmlns:w14="http://schemas.microsoft.com/office/word/2010/wordml" xmlns:w15="http://schemas.microsoft.com/office/word/2012/wordml" xmlns:w16cex="http://schemas.microsoft.com/office/word/2018/wordml/cex" xmlns:w16cid="http://schemas.microsoft.com/office/word/2016/wordml/cid" xmlns:w16="http://schemas.microsoft.com/office/word/2018/wordml" xmlns:w16du="http://schemas.microsoft.com/office/word/2023/wordml/word16du" xmlns:w16sdtdh="http://schemas.microsoft.com/office/word/2020/wordml/sdtdatahash" xmlns:w16sdtfl="http://schemas.microsoft.com/office/word/2024/wordml/sdtformatlock" xmlns:w16se="http://schemas.microsoft.com/office/word/2015/wordml/symex" xmlns:wpg="http://schemas.microsoft.com/office/word/2010/wordprocessingGroup" xmlns:wpi="http://schemas.microsoft.com/office/word/2010/wordprocessingInk" xmlns:wne="http://schemas.microsoft.com/office/word/2006/wordml" xmlns:wps="http://schemas.microsoft.com/office/word/2010/wordprocessingShape" mc:Ignorable="w14 w15 w16se w16cid w16 w16cex w16sdtdh w16sdtfl w16du wp14">
+  <w:endnote w:type="separator" w:id="-1">
+    <w:p>
+      <w:pPr>
+        <w:spacing w:after="0" w:line="240" w:lineRule="auto"/>
+      </w:pPr>
+      <w:r>
+        <w:separator/>
+      </w:r>
+    </w:p>
+  </w:endnote>
+  <w:endnote w:type="continuationSeparator" w:id="0">
+    <w:p>
+      <w:pPr>
+        <w:spacing w:after="0" w:line="240" w:lineRule="auto"/>
+      </w:pPr>
+      <w:r>
+        <w:continuationSeparator/>
+      </w:r>
+    </w:p>
+  </w:endnote>
+</w:endnotes>
+</file>
+
+<file path=word/footnotes.xml><?xml version="1.0" encoding="utf-8"?>
+<w:footnotes xmlns:wpc="http://schemas.microsoft.com/office/word/2010/wordprocessingCanvas" xmlns:cx="http://schemas.microsoft.com/office/drawing/2014/chartex" xmlns:cx1="http://schemas.microsoft.com/office/drawing/2015/9/8/chartex" xmlns:cx2="http://schemas.microsoft.com/office/drawing/2015/10/21/chartex" xmlns:cx3="http://schemas.microsoft.com/office/drawing/2016/5/9/chartex" xmlns:cx4="http://schemas.microsoft.com/office/drawing/2016/5/10/chartex" xmlns:cx5="http://schemas.microsoft.com/office/drawing/2016/5/11/chartex" xmlns:cx6="http://schemas.microsoft.com/office/drawing/2016/5/12/chartex" xmlns:cx7="http://schemas.microsoft.com/office/drawing/2016/5/13/chartex" xmlns:cx8="http://schemas.microsoft.com/office/drawing/2016/5/14/chartex" xmlns:mc="http://schemas.openxmlformats.org/markup-compatibility/2006" xmlns:aink="http://schemas.microsoft.com/office/drawing/2016/ink" xmlns:am3d="http://schemas.microsoft.com/office/drawing/2017/model3d" xmlns:o="urn:schemas-microsoft-com:office:office" xmlns:oel="http://schemas.microsoft.com/office/2019/extlst" xmlns:r="http://schemas.openxmlformats.org/officeDocument/2006/relationships" xmlns:m="http://schemas.openxmlformats.org/officeDocument/2006/math" xmlns:v="urn:schemas-microsoft-com:vml" xmlns:wp14="http://schemas.microsoft.com/office/word/2010/wordprocessingDrawing" xmlns:wp="http://schemas.openxmlformats.org/drawingml/2006/wordprocessingDrawing" xmlns:w10="urn:schemas-microsoft-com:office:word" xmlns:w="http://schemas.openxmlformats.org/wordprocessingml/2006/main" xmlns:w14="http://schemas.microsoft.com/office/word/2010/wordml" xmlns:w15="http://schemas.microsoft.com/office/word/2012/wordml" xmlns:w16cex="http://schemas.microsoft.com/office/word/2018/wordml/cex" xmlns:w16cid="http://schemas.microsoft.com/office/word/2016/wordml/cid" xmlns:w16="http://schemas.microsoft.com/office/word/2018/wordml" xmlns:w16du="http://schemas.microsoft.com/office/word/2023/wordml/word16du" xmlns:w16sdtdh="http://schemas.microsoft.com/office/word/2020/wordml/sdtdatahash" xmlns:w16sdtfl="http://schemas.microsoft.com/office/word/2024/wordml/sdtformatlock" xmlns:w16se="http://schemas.microsoft.com/office/word/2015/wordml/symex" xmlns:wpg="http://schemas.microsoft.com/office/word/2010/wordprocessingGroup" xmlns:wpi="http://schemas.microsoft.com/office/word/2010/wordprocessingInk" xmlns:wne="http://schemas.microsoft.com/office/word/2006/wordml" xmlns:wps="http://schemas.microsoft.com/office/word/2010/wordprocessingShape" mc:Ignorable="w14 w15 w16se w16cid w16 w16cex w16sdtdh w16sdtfl w16du wp14">
+  <w:footnote w:type="separator" w:id="-1">
+    <w:p>
+      <w:pPr>
+        <w:spacing w:after="0" w:line="240" w:lineRule="auto"/>
+      </w:pPr>
+      <w:r>
+        <w:separator/>
+      </w:r>
+    </w:p>
+  </w:footnote>
+  <w:footnote w:type="continuationSeparator" w:id="0">
+    <w:p>
+      <w:pPr>
+        <w:spacing w:after="0" w:line="240" w:lineRule="auto"/>
+      </w:pPr>
+      <w:r>
+        <w:continuationSeparator/>
+      </w:r>
+    </w:p>
+  </w:footnote>
+</w:footnotes>
 </file>
 
 <file path=word/styles.xml><?xml version="1.0" encoding="utf-8"?>
@@ -1272,6 +1347,50 @@
       <w:spacing w:val="5"/>
     </w:rPr>
   </w:style>
+  <w:style w:type="paragraph" w:styleId="Header">
+    <w:name w:val="header"/>
+    <w:basedOn w:val="Normal"/>
+    <w:link w:val="HeaderChar"/>
+    <w:uiPriority w:val="99"/>
+    <w:unhideWhenUsed/>
+    <w:rsid w:val="00EC52A2"/>
+    <w:pPr>
+      <w:tabs>
+        <w:tab w:val="center" w:pos="4680"/>
+        <w:tab w:val="right" w:pos="9360"/>
+      </w:tabs>
+      <w:spacing w:after="0" w:line="240" w:lineRule="auto"/>
+    </w:pPr>
+  </w:style>
+  <w:style w:type="character" w:customStyle="1" w:styleId="HeaderChar">
+    <w:name w:val="Header Char"/>
+    <w:basedOn w:val="DefaultParagraphFont"/>
+    <w:link w:val="Header"/>
+    <w:uiPriority w:val="99"/>
+    <w:rsid w:val="00EC52A2"/>
+  </w:style>
+  <w:style w:type="paragraph" w:styleId="Footer">
+    <w:name w:val="footer"/>
+    <w:basedOn w:val="Normal"/>
+    <w:link w:val="FooterChar"/>
+    <w:uiPriority w:val="99"/>
+    <w:unhideWhenUsed/>
+    <w:rsid w:val="00EC52A2"/>
+    <w:pPr>
+      <w:tabs>
+        <w:tab w:val="center" w:pos="4680"/>
+        <w:tab w:val="right" w:pos="9360"/>
+      </w:tabs>
+      <w:spacing w:after="0" w:line="240" w:lineRule="auto"/>
+    </w:pPr>
+  </w:style>
+  <w:style w:type="character" w:customStyle="1" w:styleId="FooterChar">
+    <w:name w:val="Footer Char"/>
+    <w:basedOn w:val="DefaultParagraphFont"/>
+    <w:link w:val="Footer"/>
+    <w:uiPriority w:val="99"/>
+    <w:rsid w:val="00EC52A2"/>
+  </w:style>
 </w:styles>
 </file>
 

--- a/Templates/water-quality-analysis/Sonde-grab-samples/Examples_blank_grab.docx
+++ b/Templates/water-quality-analysis/Sonde-grab-samples/Examples_blank_grab.docx
@@ -34,17 +34,19 @@
       </w:pPr>
       <w:r>
         <w:rPr>
-          <w:b/>
-          <w:bCs/>
           <w:noProof/>
-          <w:sz w:val="28"/>
-          <w:szCs w:val="28"/>
+        </w:rPr>
+        <w:t xml:space="preserve"> </w:t>
+      </w:r>
+      <w:r>
+        <w:rPr>
+          <w:noProof/>
         </w:rPr>
         <w:drawing>
-          <wp:inline distT="0" distB="0" distL="0" distR="0" wp14:anchorId="103691AF" wp14:editId="22A13322">
-            <wp:extent cx="2525969" cy="1047750"/>
-            <wp:effectExtent l="0" t="0" r="8255" b="0"/>
-            <wp:docPr id="2053797366" name="Picture 1"/>
+          <wp:inline distT="0" distB="0" distL="0" distR="0" wp14:anchorId="57087561" wp14:editId="7A8BF4C8">
+            <wp:extent cx="2495898" cy="952633"/>
+            <wp:effectExtent l="0" t="0" r="0" b="0"/>
+            <wp:docPr id="809438545" name="Picture 1"/>
             <wp:cNvGraphicFramePr>
               <a:graphicFrameLocks xmlns:a="http://schemas.openxmlformats.org/drawingml/2006/main" noChangeAspect="1"/>
             </wp:cNvGraphicFramePr>
@@ -52,7 +54,7 @@
               <a:graphicData uri="http://schemas.openxmlformats.org/drawingml/2006/picture">
                 <pic:pic xmlns:pic="http://schemas.openxmlformats.org/drawingml/2006/picture">
                   <pic:nvPicPr>
-                    <pic:cNvPr id="2053797366" name=""/>
+                    <pic:cNvPr id="809438545" name=""/>
                     <pic:cNvPicPr/>
                   </pic:nvPicPr>
                   <pic:blipFill>
@@ -64,7 +66,7 @@
                   <pic:spPr>
                     <a:xfrm>
                       <a:off x="0" y="0"/>
-                      <a:ext cx="2556390" cy="1060368"/>
+                      <a:ext cx="2495898" cy="952633"/>
                     </a:xfrm>
                     <a:prstGeom prst="rect">
                       <a:avLst/>
@@ -76,12 +78,6 @@
           </wp:inline>
         </w:drawing>
       </w:r>
-      <w:r>
-        <w:rPr>
-          <w:noProof/>
-        </w:rPr>
-        <w:t xml:space="preserve"> </w:t>
-      </w:r>
     </w:p>
     <w:p>
       <w:pPr>
@@ -109,15 +105,23 @@
         <w:rPr>
           <w:b/>
           <w:bCs/>
-          <w:noProof/>
           <w:sz w:val="28"/>
           <w:szCs w:val="28"/>
         </w:rPr>
+        <w:t xml:space="preserve"> </w:t>
+      </w:r>
+      <w:r>
+        <w:rPr>
+          <w:b/>
+          <w:bCs/>
+          <w:sz w:val="28"/>
+          <w:szCs w:val="28"/>
+        </w:rPr>
         <w:drawing>
-          <wp:inline distT="0" distB="0" distL="0" distR="0" wp14:anchorId="0A172B11" wp14:editId="7D0A54D4">
-            <wp:extent cx="2590800" cy="983464"/>
-            <wp:effectExtent l="0" t="0" r="0" b="7620"/>
-            <wp:docPr id="1376370126" name="Picture 1"/>
+          <wp:inline distT="0" distB="0" distL="0" distR="0" wp14:anchorId="6B3B5D74" wp14:editId="5F7D2127">
+            <wp:extent cx="2457793" cy="943107"/>
+            <wp:effectExtent l="0" t="0" r="0" b="9525"/>
+            <wp:docPr id="1817113933" name="Picture 1"/>
             <wp:cNvGraphicFramePr>
               <a:graphicFrameLocks xmlns:a="http://schemas.openxmlformats.org/drawingml/2006/main" noChangeAspect="1"/>
             </wp:cNvGraphicFramePr>
@@ -125,47 +129,29 @@
               <a:graphicData uri="http://schemas.openxmlformats.org/drawingml/2006/picture">
                 <pic:pic xmlns:pic="http://schemas.openxmlformats.org/drawingml/2006/picture">
                   <pic:nvPicPr>
-                    <pic:cNvPr id="1376370126" name=""/>
+                    <pic:cNvPr id="1817113933" name=""/>
                     <pic:cNvPicPr/>
                   </pic:nvPicPr>
-                  <pic:blipFill rotWithShape="1">
+                  <pic:blipFill>
                     <a:blip r:embed="rId7"/>
-                    <a:srcRect r="50578"/>
                     <a:stretch>
                       <a:fillRect/>
                     </a:stretch>
                   </pic:blipFill>
-                  <pic:spPr bwMode="auto">
+                  <pic:spPr>
                     <a:xfrm>
                       <a:off x="0" y="0"/>
-                      <a:ext cx="2604993" cy="988852"/>
+                      <a:ext cx="2457793" cy="943107"/>
                     </a:xfrm>
                     <a:prstGeom prst="rect">
                       <a:avLst/>
                     </a:prstGeom>
-                    <a:ln>
-                      <a:noFill/>
-                    </a:ln>
-                    <a:extLst>
-                      <a:ext uri="{53640926-AAD7-44D8-BBD7-CCE9431645EC}">
-                        <a14:shadowObscured xmlns:a14="http://schemas.microsoft.com/office/drawing/2010/main"/>
-                      </a:ext>
-                    </a:extLst>
                   </pic:spPr>
                 </pic:pic>
               </a:graphicData>
             </a:graphic>
           </wp:inline>
         </w:drawing>
-      </w:r>
-      <w:r>
-        <w:rPr>
-          <w:b/>
-          <w:bCs/>
-          <w:sz w:val="28"/>
-          <w:szCs w:val="28"/>
-        </w:rPr>
-        <w:t xml:space="preserve"> </w:t>
       </w:r>
     </w:p>
     <w:p>
@@ -229,10 +215,10 @@
           <w:szCs w:val="28"/>
         </w:rPr>
         <w:drawing>
-          <wp:inline distT="0" distB="0" distL="0" distR="0" wp14:anchorId="39E3CEF1" wp14:editId="0E01BDFB">
-            <wp:extent cx="2589503" cy="981075"/>
-            <wp:effectExtent l="0" t="0" r="1905" b="0"/>
-            <wp:docPr id="1114279913" name="Picture 1"/>
+          <wp:inline distT="0" distB="0" distL="0" distR="0" wp14:anchorId="0C46E36F" wp14:editId="168FBF2A">
+            <wp:extent cx="2476846" cy="962159"/>
+            <wp:effectExtent l="0" t="0" r="0" b="9525"/>
+            <wp:docPr id="854911169" name="Picture 1"/>
             <wp:cNvGraphicFramePr>
               <a:graphicFrameLocks xmlns:a="http://schemas.openxmlformats.org/drawingml/2006/main" noChangeAspect="1"/>
             </wp:cNvGraphicFramePr>
@@ -240,32 +226,23 @@
               <a:graphicData uri="http://schemas.openxmlformats.org/drawingml/2006/picture">
                 <pic:pic xmlns:pic="http://schemas.openxmlformats.org/drawingml/2006/picture">
                   <pic:nvPicPr>
-                    <pic:cNvPr id="1114279913" name=""/>
+                    <pic:cNvPr id="854911169" name=""/>
                     <pic:cNvPicPr/>
                   </pic:nvPicPr>
-                  <pic:blipFill rotWithShape="1">
+                  <pic:blipFill>
                     <a:blip r:embed="rId8"/>
-                    <a:srcRect/>
                     <a:stretch>
                       <a:fillRect/>
                     </a:stretch>
                   </pic:blipFill>
-                  <pic:spPr bwMode="auto">
+                  <pic:spPr>
                     <a:xfrm>
                       <a:off x="0" y="0"/>
-                      <a:ext cx="2610107" cy="988881"/>
+                      <a:ext cx="2476846" cy="962159"/>
                     </a:xfrm>
                     <a:prstGeom prst="rect">
                       <a:avLst/>
                     </a:prstGeom>
-                    <a:ln>
-                      <a:noFill/>
-                    </a:ln>
-                    <a:extLst>
-                      <a:ext uri="{53640926-AAD7-44D8-BBD7-CCE9431645EC}">
-                        <a14:shadowObscured xmlns:a14="http://schemas.microsoft.com/office/drawing/2010/main"/>
-                      </a:ext>
-                    </a:extLst>
                   </pic:spPr>
                 </pic:pic>
               </a:graphicData>
@@ -324,10 +301,10 @@
           <w:szCs w:val="28"/>
         </w:rPr>
         <w:drawing>
-          <wp:inline distT="0" distB="0" distL="0" distR="0" wp14:anchorId="5F91D85F" wp14:editId="6FF0912B">
-            <wp:extent cx="2590800" cy="968211"/>
-            <wp:effectExtent l="0" t="0" r="0" b="3810"/>
-            <wp:docPr id="1821635149" name="Picture 1"/>
+          <wp:inline distT="0" distB="0" distL="0" distR="0" wp14:anchorId="3FCB4E74" wp14:editId="758D8E88">
+            <wp:extent cx="2486372" cy="943107"/>
+            <wp:effectExtent l="0" t="0" r="0" b="9525"/>
+            <wp:docPr id="55366543" name="Picture 1"/>
             <wp:cNvGraphicFramePr>
               <a:graphicFrameLocks xmlns:a="http://schemas.openxmlformats.org/drawingml/2006/main" noChangeAspect="1"/>
             </wp:cNvGraphicFramePr>
@@ -335,7 +312,7 @@
               <a:graphicData uri="http://schemas.openxmlformats.org/drawingml/2006/picture">
                 <pic:pic xmlns:pic="http://schemas.openxmlformats.org/drawingml/2006/picture">
                   <pic:nvPicPr>
-                    <pic:cNvPr id="1821635149" name=""/>
+                    <pic:cNvPr id="55366543" name=""/>
                     <pic:cNvPicPr/>
                   </pic:nvPicPr>
                   <pic:blipFill>
@@ -347,7 +324,7 @@
                   <pic:spPr>
                     <a:xfrm>
                       <a:off x="0" y="0"/>
-                      <a:ext cx="2606129" cy="973940"/>
+                      <a:ext cx="2486372" cy="943107"/>
                     </a:xfrm>
                     <a:prstGeom prst="rect">
                       <a:avLst/>
